--- a/resources/forms/Martens5E_HKPropel_Form 2.1.docx
+++ b/resources/forms/Martens5E_HKPropel_Form 2.1.docx
@@ -11,13 +11,8 @@
           <w:bCs/>
         </w:rPr>
       </w:pPr>
-      <w:proofErr w:type="gramStart"/>
       <w:r>
-        <w:t>Form</w:t>
-      </w:r>
-      <w:proofErr w:type="gramEnd"/>
-      <w:r>
-        <w:t xml:space="preserve"> 2.1</w:t>
+        <w:t>Form 2.1</w:t>
       </w:r>
     </w:p>
     <w:p>
@@ -93,15 +88,7 @@
         <w:pStyle w:val="Normal2"/>
       </w:pPr>
       <w:r>
-        <w:t xml:space="preserve">Put </w:t>
-      </w:r>
-      <w:proofErr w:type="gramStart"/>
-      <w:r>
-        <w:t>a 2</w:t>
-      </w:r>
-      <w:proofErr w:type="gramEnd"/>
-      <w:r>
-        <w:t xml:space="preserve"> in the remaining white box.</w:t>
+        <w:t>Put a 2 in the remaining white box.</w:t>
       </w:r>
     </w:p>
     <w:p>
@@ -270,15 +257,7 @@
               <w:ind w:left="0"/>
             </w:pPr>
             <w:r>
-              <w:t xml:space="preserve">a. </w:t>
-            </w:r>
-            <w:proofErr w:type="gramStart"/>
-            <w:r>
-              <w:t>give</w:t>
-            </w:r>
-            <w:proofErr w:type="gramEnd"/>
-            <w:r>
-              <w:t xml:space="preserve"> individual help and are interested in their athletes’ development.</w:t>
+              <w:t>a. give individual help and are interested in their athletes’ development.</w:t>
             </w:r>
           </w:p>
         </w:tc>
@@ -397,23 +376,7 @@
               <w:ind w:left="0"/>
             </w:pPr>
             <w:r>
-              <w:t xml:space="preserve">b. </w:t>
-            </w:r>
-            <w:proofErr w:type="gramStart"/>
-            <w:r>
-              <w:t>make</w:t>
-            </w:r>
-            <w:proofErr w:type="gramEnd"/>
-            <w:r>
-              <w:t xml:space="preserve"> </w:t>
-            </w:r>
-            <w:proofErr w:type="gramStart"/>
-            <w:r>
-              <w:t>practices</w:t>
-            </w:r>
-            <w:proofErr w:type="gramEnd"/>
-            <w:r>
-              <w:t xml:space="preserve"> and games enjoyable.</w:t>
+              <w:t>b. make practices and games enjoyable.</w:t>
             </w:r>
           </w:p>
         </w:tc>
@@ -532,15 +495,7 @@
               <w:ind w:left="0"/>
             </w:pPr>
             <w:r>
-              <w:t xml:space="preserve">c. </w:t>
-            </w:r>
-            <w:proofErr w:type="gramStart"/>
-            <w:r>
-              <w:t>teach</w:t>
-            </w:r>
-            <w:proofErr w:type="gramEnd"/>
-            <w:r>
-              <w:t xml:space="preserve"> athletes the skills needed to win. </w:t>
+              <w:t xml:space="preserve">c. teach athletes the skills needed to win. </w:t>
             </w:r>
           </w:p>
         </w:tc>
@@ -1884,7 +1839,7 @@
         <w:sz w:val="20"/>
         <w:szCs w:val="20"/>
       </w:rPr>
-      <w:t xml:space="preserve">. (Human Kinetics, 2027). Reprinted by permission from R. Martens, </w:t>
+      <w:t xml:space="preserve"> (Human Kinetics, 2027). Reprinted by permission from R. Martens, </w:t>
     </w:r>
     <w:r>
       <w:rPr>
